--- a/PRD_v1.2_核验回执.docx
+++ b/PRD_v1.2_核验回执.docx
@@ -15,7 +15,7 @@
         <w:jc w:val="center"/>
       </w:pPr>
       <w:r>
-        <w:t>DIYU-CBFSK-001 · Founder 新增裁决 D-17—D-26 落文、追溯与执行基线核验</w:t>
+        <w:t>DIYU-CBFSK-001 · D-17—D-29、S1—S8、治理操作模型与执行基线核验</w:t>
       </w:r>
     </w:p>
     <w:tbl>
@@ -123,7 +123,7 @@
                 <w:color w:val="172033"/>
                 <w:sz w:val="17"/>
               </w:rPr>
-              <w:t>PRD v1.2全文＋M0执行申请v1.2＋README＋PRD_v1.2_change_map.yaml＋Checker/审计脚本</w:t>
+              <w:t>PRD v1.2全文＋M0执行申请v1.2＋README＋PRD_v1.2_change_map.yaml＋治理合同＋Checker/审计脚本</w:t>
             </w:r>
           </w:p>
         </w:tc>
@@ -155,7 +155,7 @@
                 <w:color w:val="172033"/>
                 <w:sz w:val="17"/>
               </w:rPr>
-              <w:t>Founder新增裁决D-17—D-26 &gt; PRD v1.1未被改判条款 &gt; README/历史证据</w:t>
+              <w:t>Founder最新D-23/D-25补丁＋D-17—D-29＋S1—S8＋已确认Manifest &gt; PRD v1.1未被改判条款 &gt; 历史证据</w:t>
             </w:r>
           </w:p>
         </w:tc>
@@ -219,7 +219,7 @@
                 <w:color w:val="172033"/>
                 <w:sz w:val="17"/>
               </w:rPr>
-              <w:t>Codex文档执行侧 · 2026-08-12</w:t>
+              <w:t>候选施工侧自检（TEMPORARY_EXECUTION_WRITER，Founder依§11.3指派；Codex执行面网络中断）· 2026-08-13 · execution_run_id=2fcbfed0-be7e-4b6f-938e-7f84109ab162 · parent=29899f92-c965-4c33-a020-8e7f781fe82d</w:t>
             </w:r>
           </w:p>
         </w:tc>
@@ -251,7 +251,7 @@
                 <w:color w:val="172033"/>
                 <w:sz w:val="17"/>
               </w:rPr>
-              <w:t>PASS — D-17—D-26全部落入PRD正文、里程碑、验收指标与M0执行基线；M0顶层清单仍为14项。文档状态仅为READY_FOR_FOUNDER_REVIEW，不构成Founder签署或M0授权。</w:t>
+              <w:t>候选施工自检PASS — D-17—D-29、S1—S8与三项补丁均已落到锚点；M0顶层清单仍为14项。独立Guardian、ChatGPT总顾问、Founder签署与M0授权均未完成。</w:t>
             </w:r>
           </w:p>
         </w:tc>
@@ -968,6 +968,254 @@
           </w:p>
         </w:tc>
       </w:tr>
+      <w:tr>
+        <w:tc>
+          <w:tcPr>
+            <w:tcW w:type="dxa" w:w="2564"/>
+          </w:tcPr>
+          <w:p>
+            <w:r>
+              <w:rPr>
+                <w:rFonts w:ascii="Microsoft YaHei" w:hAnsi="Microsoft YaHei" w:eastAsia="Microsoft YaHei"/>
+                <w:color w:val="172033"/>
+                <w:sz w:val="17"/>
+              </w:rPr>
+              <w:t>D-27</w:t>
+            </w:r>
+          </w:p>
+        </w:tc>
+        <w:tc>
+          <w:tcPr>
+            <w:tcW w:type="dxa" w:w="2564"/>
+          </w:tcPr>
+          <w:p>
+            <w:r>
+              <w:rPr>
+                <w:rFonts w:ascii="Microsoft YaHei" w:hAnsi="Microsoft YaHei" w:eastAsia="Microsoft YaHei"/>
+                <w:color w:val="172033"/>
+                <w:sz w:val="17"/>
+              </w:rPr>
+              <w:t>8.7/11/16/17/治理与CI</w:t>
+            </w:r>
+          </w:p>
+        </w:tc>
+        <w:tc>
+          <w:tcPr>
+            <w:tcW w:type="dxa" w:w="2564"/>
+          </w:tcPr>
+          <w:p>
+            <w:r>
+              <w:rPr>
+                <w:rFonts w:ascii="Microsoft YaHei" w:hAnsi="Microsoft YaHei" w:eastAsia="Microsoft YaHei"/>
+                <w:color w:val="172033"/>
+                <w:sz w:val="17"/>
+              </w:rPr>
+              <w:t>单一规范源、角色投影与GitHub Actions确定性守卫；主仓禁止真实品牌/顾客/隐藏内容</w:t>
+            </w:r>
+          </w:p>
+        </w:tc>
+        <w:tc>
+          <w:tcPr>
+            <w:tcW w:type="dxa" w:w="2564"/>
+          </w:tcPr>
+          <w:p>
+            <w:r>
+              <w:rPr>
+                <w:rFonts w:ascii="Microsoft YaHei" w:hAnsi="Microsoft YaHei" w:eastAsia="Microsoft YaHei"/>
+                <w:color w:val="172033"/>
+                <w:sz w:val="17"/>
+              </w:rPr>
+              <w:t>PASS</w:t>
+            </w:r>
+          </w:p>
+        </w:tc>
+      </w:tr>
+      <w:tr>
+        <w:tc>
+          <w:tcPr>
+            <w:tcW w:type="dxa" w:w="2564"/>
+          </w:tcPr>
+          <w:p>
+            <w:r>
+              <w:rPr>
+                <w:rFonts w:ascii="Microsoft YaHei" w:hAnsi="Microsoft YaHei" w:eastAsia="Microsoft YaHei"/>
+                <w:color w:val="172033"/>
+                <w:sz w:val="17"/>
+              </w:rPr>
+              <w:t>D-28</w:t>
+            </w:r>
+          </w:p>
+        </w:tc>
+        <w:tc>
+          <w:tcPr>
+            <w:tcW w:type="dxa" w:w="2564"/>
+          </w:tcPr>
+          <w:p>
+            <w:r>
+              <w:rPr>
+                <w:rFonts w:ascii="Microsoft YaHei" w:hAnsi="Microsoft YaHei" w:eastAsia="Microsoft YaHei"/>
+                <w:color w:val="172033"/>
+                <w:sz w:val="17"/>
+              </w:rPr>
+              <w:t>3.3/P-14、M2/M3/M4/M5/M6/M10、10.2、16.1 R-22、16.2、附录B</w:t>
+            </w:r>
+          </w:p>
+        </w:tc>
+        <w:tc>
+          <w:tcPr>
+            <w:tcW w:type="dxa" w:w="2564"/>
+          </w:tcPr>
+          <w:p>
+            <w:r>
+              <w:rPr>
+                <w:rFonts w:ascii="Microsoft YaHei" w:hAnsi="Microsoft YaHei" w:eastAsia="Microsoft YaHei"/>
+                <w:color w:val="172033"/>
+                <w:sz w:val="17"/>
+              </w:rPr>
+              <w:t>合理多解原则：评测三分类、②③类禁唯一Gold Answer、可接受决策边界、合法多解族与决策逻辑稳定率</w:t>
+            </w:r>
+          </w:p>
+        </w:tc>
+        <w:tc>
+          <w:tcPr>
+            <w:tcW w:type="dxa" w:w="2564"/>
+          </w:tcPr>
+          <w:p>
+            <w:r>
+              <w:rPr>
+                <w:rFonts w:ascii="Microsoft YaHei" w:hAnsi="Microsoft YaHei" w:eastAsia="Microsoft YaHei"/>
+                <w:color w:val="172033"/>
+                <w:sz w:val="17"/>
+              </w:rPr>
+              <w:t>PASS</w:t>
+            </w:r>
+          </w:p>
+        </w:tc>
+      </w:tr>
+      <w:tr>
+        <w:tc>
+          <w:tcPr>
+            <w:tcW w:type="dxa" w:w="2564"/>
+          </w:tcPr>
+          <w:p>
+            <w:r>
+              <w:rPr>
+                <w:rFonts w:ascii="Microsoft YaHei" w:hAnsi="Microsoft YaHei" w:eastAsia="Microsoft YaHei"/>
+                <w:color w:val="172033"/>
+                <w:sz w:val="17"/>
+              </w:rPr>
+              <w:t>D-29</w:t>
+            </w:r>
+          </w:p>
+        </w:tc>
+        <w:tc>
+          <w:tcPr>
+            <w:tcW w:type="dxa" w:w="2564"/>
+          </w:tcPr>
+          <w:p>
+            <w:r>
+              <w:rPr>
+                <w:rFonts w:ascii="Microsoft YaHei" w:hAnsi="Microsoft YaHei" w:eastAsia="Microsoft YaHei"/>
+                <w:color w:val="172033"/>
+                <w:sz w:val="17"/>
+              </w:rPr>
+              <w:t>M6目标/交付物/通过标准、11.1组件、16.2</w:t>
+            </w:r>
+          </w:p>
+        </w:tc>
+        <w:tc>
+          <w:tcPr>
+            <w:tcW w:type="dxa" w:w="2564"/>
+          </w:tcPr>
+          <w:p>
+            <w:r>
+              <w:rPr>
+                <w:rFonts w:ascii="Microsoft YaHei" w:hAnsi="Microsoft YaHei" w:eastAsia="Microsoft YaHei"/>
+                <w:color w:val="172033"/>
+                <w:sz w:val="17"/>
+              </w:rPr>
+              <w:t>M6反退化验收：硬约束确定性执行、LLM-off不变性可重放、DecisionTrace规则归因；禁纯Prompt/RAG端到端直答</w:t>
+            </w:r>
+          </w:p>
+        </w:tc>
+        <w:tc>
+          <w:tcPr>
+            <w:tcW w:type="dxa" w:w="2564"/>
+          </w:tcPr>
+          <w:p>
+            <w:r>
+              <w:rPr>
+                <w:rFonts w:ascii="Microsoft YaHei" w:hAnsi="Microsoft YaHei" w:eastAsia="Microsoft YaHei"/>
+                <w:color w:val="172033"/>
+                <w:sz w:val="17"/>
+              </w:rPr>
+              <w:t>PASS</w:t>
+            </w:r>
+          </w:p>
+        </w:tc>
+      </w:tr>
+      <w:tr>
+        <w:tc>
+          <w:tcPr>
+            <w:tcW w:type="dxa" w:w="2564"/>
+          </w:tcPr>
+          <w:p>
+            <w:r>
+              <w:rPr>
+                <w:rFonts w:ascii="Microsoft YaHei" w:hAnsi="Microsoft YaHei" w:eastAsia="Microsoft YaHei"/>
+                <w:color w:val="172033"/>
+                <w:sz w:val="17"/>
+              </w:rPr>
+              <w:t>S1—S8</w:t>
+            </w:r>
+          </w:p>
+        </w:tc>
+        <w:tc>
+          <w:tcPr>
+            <w:tcW w:type="dxa" w:w="2564"/>
+          </w:tcPr>
+          <w:p>
+            <w:r>
+              <w:rPr>
+                <w:rFonts w:ascii="Microsoft YaHei" w:hAnsi="Microsoft YaHei" w:eastAsia="Microsoft YaHei"/>
+                <w:color w:val="172033"/>
+                <w:sz w:val="17"/>
+              </w:rPr>
+              <w:t>8/10/15/16/治理文件</w:t>
+            </w:r>
+          </w:p>
+        </w:tc>
+        <w:tc>
+          <w:tcPr>
+            <w:tcW w:type="dxa" w:w="2564"/>
+          </w:tcPr>
+          <w:p>
+            <w:r>
+              <w:rPr>
+                <w:rFonts w:ascii="Microsoft YaHei" w:hAnsi="Microsoft YaHei" w:eastAsia="Microsoft YaHei"/>
+                <w:color w:val="172033"/>
+                <w:sz w:val="17"/>
+              </w:rPr>
+              <w:t>基线锚定、单次v1.2签署、单一Founder、角色降级、隐藏隔离、工作区佐证、任务分级与Cowork归位</w:t>
+            </w:r>
+          </w:p>
+        </w:tc>
+        <w:tc>
+          <w:tcPr>
+            <w:tcW w:type="dxa" w:w="2564"/>
+          </w:tcPr>
+          <w:p>
+            <w:r>
+              <w:rPr>
+                <w:rFonts w:ascii="Microsoft YaHei" w:hAnsi="Microsoft YaHei" w:eastAsia="Microsoft YaHei"/>
+                <w:color w:val="172033"/>
+                <w:sz w:val="17"/>
+              </w:rPr>
+              <w:t>PASS</w:t>
+            </w:r>
+          </w:p>
+        </w:tc>
+      </w:tr>
     </w:tbl>
     <w:p/>
     <w:p>
@@ -1148,7 +1396,7 @@
                 <w:color w:val="172033"/>
                 <w:sz w:val="17"/>
               </w:rPr>
-              <w:t>FR—里程碑—验收</w:t>
+              <w:t>目标→FR→门→里程碑</w:t>
             </w:r>
           </w:p>
         </w:tc>
@@ -1163,7 +1411,7 @@
                 <w:color w:val="172033"/>
                 <w:sz w:val="17"/>
               </w:rPr>
-              <w:t>FR-22—FR-29均含需求、验收、失败状态与里程碑落点</w:t>
+              <w:t>D-17—D-29新增内容逐项重跑：G-11—G-15→FR-22—FR-30→八门/硬门/10.2指标→M0—M12锚点</w:t>
             </w:r>
           </w:p>
         </w:tc>
@@ -1257,7 +1505,7 @@
                 <w:color w:val="172033"/>
                 <w:sz w:val="17"/>
               </w:rPr>
-              <w:t>封面、页眉、版本记录、M0申请ID、回执ID、README均为v1.2/003</w:t>
+              <w:t>封面、页眉、版本记录、M0申请ID、回执ID、README均为v1.2/003；v1.1仍在根目录待签署状态</w:t>
             </w:r>
           </w:p>
         </w:tc>
@@ -1305,6 +1553,194 @@
                 <w:sz w:val="17"/>
               </w:rPr>
               <w:t>M11双路径与条件交付完整；M12五品类激活就绪与发布兼容完整</w:t>
+            </w:r>
+          </w:p>
+        </w:tc>
+        <w:tc>
+          <w:tcPr>
+            <w:tcW w:type="dxa" w:w="3419"/>
+          </w:tcPr>
+          <w:p>
+            <w:r>
+              <w:rPr>
+                <w:rFonts w:ascii="Microsoft YaHei" w:hAnsi="Microsoft YaHei" w:eastAsia="Microsoft YaHei"/>
+                <w:color w:val="172033"/>
+                <w:sz w:val="17"/>
+              </w:rPr>
+              <w:t>PASS</w:t>
+            </w:r>
+          </w:p>
+        </w:tc>
+      </w:tr>
+      <w:tr>
+        <w:tc>
+          <w:tcPr>
+            <w:tcW w:type="dxa" w:w="3419"/>
+          </w:tcPr>
+          <w:p>
+            <w:r>
+              <w:rPr>
+                <w:rFonts w:ascii="Microsoft YaHei" w:hAnsi="Microsoft YaHei" w:eastAsia="Microsoft YaHei"/>
+                <w:color w:val="172033"/>
+                <w:sz w:val="17"/>
+              </w:rPr>
+              <w:t>单一Founder治理</w:t>
+            </w:r>
+          </w:p>
+        </w:tc>
+        <w:tc>
+          <w:tcPr>
+            <w:tcW w:type="dxa" w:w="3419"/>
+          </w:tcPr>
+          <w:p>
+            <w:r>
+              <w:rPr>
+                <w:rFonts w:ascii="Microsoft YaHei" w:hAnsi="Microsoft YaHei" w:eastAsia="Microsoft YaHei"/>
+                <w:color w:val="172033"/>
+                <w:sz w:val="17"/>
+              </w:rPr>
+              <w:t>角色票数、工作区隔离、L1/L2/L3、降级、条件关闭、合规逐项台账与非外部评审声明完整</w:t>
+            </w:r>
+          </w:p>
+        </w:tc>
+        <w:tc>
+          <w:tcPr>
+            <w:tcW w:type="dxa" w:w="3419"/>
+          </w:tcPr>
+          <w:p>
+            <w:r>
+              <w:rPr>
+                <w:rFonts w:ascii="Microsoft YaHei" w:hAnsi="Microsoft YaHei" w:eastAsia="Microsoft YaHei"/>
+                <w:color w:val="172033"/>
+                <w:sz w:val="17"/>
+              </w:rPr>
+              <w:t>PASS</w:t>
+            </w:r>
+          </w:p>
+        </w:tc>
+      </w:tr>
+      <w:tr>
+        <w:tc>
+          <w:tcPr>
+            <w:tcW w:type="dxa" w:w="3419"/>
+          </w:tcPr>
+          <w:p>
+            <w:r>
+              <w:rPr>
+                <w:rFonts w:ascii="Microsoft YaHei" w:hAnsi="Microsoft YaHei" w:eastAsia="Microsoft YaHei"/>
+                <w:color w:val="172033"/>
+                <w:sz w:val="17"/>
+              </w:rPr>
+              <w:t>Project CI/隐藏边界</w:t>
+            </w:r>
+          </w:p>
+        </w:tc>
+        <w:tc>
+          <w:tcPr>
+            <w:tcW w:type="dxa" w:w="3419"/>
+          </w:tcPr>
+          <w:p>
+            <w:r>
+              <w:rPr>
+                <w:rFonts w:ascii="Microsoft YaHei" w:hAnsi="Microsoft YaHei" w:eastAsia="Microsoft YaHei"/>
+                <w:color w:val="172033"/>
+                <w:sz w:val="17"/>
+              </w:rPr>
+              <w:t>单一规范源及投影完整；主仓仅允许隐藏基准清单/接口/结果摘要，不含隐藏正文</w:t>
+            </w:r>
+          </w:p>
+        </w:tc>
+        <w:tc>
+          <w:tcPr>
+            <w:tcW w:type="dxa" w:w="3419"/>
+          </w:tcPr>
+          <w:p>
+            <w:r>
+              <w:rPr>
+                <w:rFonts w:ascii="Microsoft YaHei" w:hAnsi="Microsoft YaHei" w:eastAsia="Microsoft YaHei"/>
+                <w:color w:val="172033"/>
+                <w:sz w:val="17"/>
+              </w:rPr>
+              <w:t>PASS</w:t>
+            </w:r>
+          </w:p>
+        </w:tc>
+      </w:tr>
+      <w:tr>
+        <w:tc>
+          <w:tcPr>
+            <w:tcW w:type="dxa" w:w="3419"/>
+          </w:tcPr>
+          <w:p>
+            <w:r>
+              <w:rPr>
+                <w:rFonts w:ascii="Microsoft YaHei" w:hAnsi="Microsoft YaHei" w:eastAsia="Microsoft YaHei"/>
+                <w:color w:val="172033"/>
+                <w:sz w:val="17"/>
+              </w:rPr>
+              <w:t>合理多解与反退化</w:t>
+            </w:r>
+          </w:p>
+        </w:tc>
+        <w:tc>
+          <w:tcPr>
+            <w:tcW w:type="dxa" w:w="3419"/>
+          </w:tcPr>
+          <w:p>
+            <w:r>
+              <w:rPr>
+                <w:rFonts w:ascii="Microsoft YaHei" w:hAnsi="Microsoft YaHei" w:eastAsia="Microsoft YaHei"/>
+                <w:color w:val="172033"/>
+                <w:sz w:val="17"/>
+              </w:rPr>
+              <w:t>三分类合同、可接受决策边界、合法多解族、10.2指标更名（阈值≥85%不变）、R-22与两条停止条件、M6架构符合性三条均已落到锚点</w:t>
+            </w:r>
+          </w:p>
+        </w:tc>
+        <w:tc>
+          <w:tcPr>
+            <w:tcW w:type="dxa" w:w="3419"/>
+          </w:tcPr>
+          <w:p>
+            <w:r>
+              <w:rPr>
+                <w:rFonts w:ascii="Microsoft YaHei" w:hAnsi="Microsoft YaHei" w:eastAsia="Microsoft YaHei"/>
+                <w:color w:val="172033"/>
+                <w:sz w:val="17"/>
+              </w:rPr>
+              <w:t>PASS</w:t>
+            </w:r>
+          </w:p>
+        </w:tc>
+      </w:tr>
+      <w:tr>
+        <w:tc>
+          <w:tcPr>
+            <w:tcW w:type="dxa" w:w="3419"/>
+          </w:tcPr>
+          <w:p>
+            <w:r>
+              <w:rPr>
+                <w:rFonts w:ascii="Microsoft YaHei" w:hAnsi="Microsoft YaHei" w:eastAsia="Microsoft YaHei"/>
+                <w:color w:val="172033"/>
+                <w:sz w:val="17"/>
+              </w:rPr>
+              <w:t>编号不重排</w:t>
+            </w:r>
+          </w:p>
+        </w:tc>
+        <w:tc>
+          <w:tcPr>
+            <w:tcW w:type="dxa" w:w="3419"/>
+          </w:tcPr>
+          <w:p>
+            <w:r>
+              <w:rPr>
+                <w:rFonts w:ascii="Microsoft YaHei" w:hAnsi="Microsoft YaHei" w:eastAsia="Microsoft YaHei"/>
+                <w:color w:val="172033"/>
+                <w:sz w:val="17"/>
+              </w:rPr>
+              <w:t>补充Prompt文字中的P-10/R-15已被D-20—D-26占用，本版落为P-14/R-22；既有P-01—P-13、R-01—R-21与FR/G/C编号一律未重排</w:t>
             </w:r>
           </w:p>
         </w:tc>
@@ -1450,6 +1886,22 @@
       </w:pPr>
       <w:r>
         <w:t>• 本轮没有需要Founder重新裁决的内部冲突；M2_FREEZE_REQUIRED指标的具体质量阈值依合同留待M2冻结，不是本轮未落文项。</w:t>
+      </w:r>
+    </w:p>
+    <w:p>
+      <w:pPr>
+        <w:pStyle w:val="ListParagraph"/>
+      </w:pPr>
+      <w:r>
+        <w:t>• 独立Guardian与ChatGPT总顾问尚未完成正式审查；本回执不得被解释为其PASS或外部独立验证。</w:t>
+      </w:r>
+    </w:p>
+    <w:p>
+      <w:pPr>
+        <w:pStyle w:val="ListParagraph"/>
+      </w:pPr>
+      <w:r>
+        <w:t>• 本轮候选由Founder依执行Prompt §11.3指派的TEMPORARY_EXECUTION_WRITER落盘（Codex执行面网络中断）；Codex作为默认唯一常规写入者的长期规则未改变，Codex恢复后是否复核由Founder另行裁决，本回执不代为假定。</w:t>
       </w:r>
     </w:p>
     <w:tbl>
@@ -1626,7 +2078,7 @@
           <w:rFonts w:ascii="Consolas" w:hAnsi="Consolas"/>
           <w:sz w:val="19"/>
         </w:rPr>
-        <w:t>prd_v1_2_documentation_status: READY_FOR_FOUNDER_REVIEW</w:t>
+        <w:t>prd_v1_2_documentation_status: READY_FOR_GUARDIAN</w:t>
         <w:br/>
         <w:t>prd_v1_2_effective: false</w:t>
         <w:br/>
@@ -1637,6 +2089,16 @@
         <w:t>knowledge_distillation_started: false</w:t>
         <w:br/>
         <w:t>production_servable: false</w:t>
+        <w:br/>
+        <w:t>execution_run_id: 2fcbfed0-be7e-4b6f-938e-7f84109ab162</w:t>
+        <w:br/>
+        <w:t>guardian_review_completed: false</w:t>
+        <w:br/>
+        <w:t>chatgpt_remote_review_completed: false</w:t>
+        <w:br/>
+        <w:t>founder_prd_signed: false</w:t>
+        <w:br/>
+        <w:t>main_merged: false</w:t>
       </w:r>
     </w:p>
     <w:sectPr>
